--- a/Dossier_Architecture_SL1PCONNECT.docx
+++ b/Dossier_Architecture_SL1PCONNECT.docx
@@ -2385,7 +2385,7 @@
                 <w:sz w:val="20"/>
                 <w:szCs w:val="20"/>
               </w:rPr>
-              <w:t xml:space="preserve">Coût pour 3 nœuds</w:t>
+              <w:t xml:space="preserve">Coût (standalone)</w:t>
             </w:r>
           </w:p>
         </w:tc>
@@ -2453,7 +2453,7 @@
                 <w:sz w:val="20"/>
                 <w:szCs w:val="20"/>
               </w:rPr>
-              <w:t xml:space="preserve">~15 000€/an min.</w:t>
+              <w:t xml:space="preserve">~5 000€/an min.</w:t>
             </w:r>
           </w:p>
         </w:tc>
@@ -2779,7 +2779,7 @@
         <w:pStyle w:val="Heading2"/>
       </w:pPr>
       <w:r>
-        <w:t xml:space="preserve">3.2 Choix retenu : Proxmox VE</w:t>
+        <w:t xml:space="preserve">3.2 Choix retenu : Proxmox VE (nœud unique)</w:t>
       </w:r>
     </w:p>
     <w:p>
@@ -2846,7 +2846,7 @@
           <w:sz w:val="22"/>
           <w:szCs w:val="22"/>
         </w:rPr>
-        <w:t xml:space="preserve">Cluster HA sur 3 nœuds avec Proxmox Backup Server intégré</w:t>
+        <w:t xml:space="preserve">Proxmox Backup Server intégré — sauvegardes incrémentales chiffrées AES-256</w:t>
       </w:r>
     </w:p>
     <w:p>
@@ -2863,7 +2863,7 @@
           <w:sz w:val="22"/>
           <w:szCs w:val="22"/>
         </w:rPr>
-        <w:t xml:space="preserve">Sauvegardes incrémentales et chiffrées AES-256 natives — requis pour les données de santé</w:t>
+        <w:t xml:space="preserve">Snapshots VM en quelques secondes, restauration rapide</w:t>
       </w:r>
     </w:p>
     <w:p>
@@ -2880,7 +2880,7 @@
           <w:sz w:val="22"/>
           <w:szCs w:val="22"/>
         </w:rPr>
-        <w:t xml:space="preserve">Migration live (VM live migration) sans interruption de service</w:t>
+        <w:t xml:space="preserve">Interface web complète, sans agent sur les VMs</w:t>
       </w:r>
     </w:p>
     <w:p>
@@ -2897,7 +2897,23 @@
           <w:sz w:val="22"/>
           <w:szCs w:val="22"/>
         </w:rPr>
-        <w:t xml:space="preserve">Intégration native avec Ceph pour le stockage distribué si croissance future</w:t>
+        <w:t xml:space="preserve">Évolutif : migration vers un cluster HA 2 ou 3 nœuds possible sans réinstallation</w:t>
+      </w:r>
+    </w:p>
+    <w:p>
+      <w:pPr>
+        <w:spacing w:after="120" w:before="0"/>
+        <w:jc w:val="left"/>
+      </w:pPr>
+      <w:r>
+        <w:rPr>
+          <w:b w:val="false"/>
+          <w:bCs w:val="false"/>
+          <w:color w:val="595959"/>
+          <w:sz w:val="24"/>
+          <w:szCs w:val="24"/>
+        </w:rPr>
+        <w:t xml:space="preserve">Dans le cadre de cette maquette, Proxmox est déployé sur un nœud unique. La haute disponibilité native (cluster Corosync) n’est pas activée — en production, l’ajout d’un second nœud permettrait de l’activer sans reconfiguration majeure. En attendant, la continuité de service repose sur des snapshots planifiés et des sauvegardes PBS vers un NAS externe.</w:t>
       </w:r>
     </w:p>
     <w:p>
@@ -2905,7 +2921,7 @@
         <w:pStyle w:val="Heading2"/>
       </w:pPr>
       <w:r>
-        <w:t xml:space="preserve">3.3 Architecture du cluster Proxmox</w:t>
+        <w:t xml:space="preserve">3.3 Architecture Proxmox — nœud standalone</w:t>
       </w:r>
     </w:p>
     <w:p>
@@ -2921,7 +2937,7 @@
           <w:sz w:val="24"/>
           <w:szCs w:val="24"/>
         </w:rPr>
-        <w:t xml:space="preserve">Trois nœuds physiques forment le cluster HA. Le quorum est assuré par Corosync (3 votes). Le stockage partagé est assuré par NFS ou Ceph selon budget.</w:t>
+        <w:t xml:space="preserve">Un seul serveur physique héberge l’ensemble des VMs. Le Proxmox Backup Server (PBS) est installé sur une VM dédiée ou sur un NAS externe pour respecter la règle de séparation sauvegarde/production.</w:t>
       </w:r>
     </w:p>
     <w:tbl>
@@ -2937,15 +2953,14 @@
         </w:tblBorders>
       </w:tblPr>
       <w:tblGrid>
-        <w:gridCol w:w="1800"/>
         <w:gridCol w:w="2200"/>
-        <w:gridCol w:w="2800"/>
-        <w:gridCol w:w="2300"/>
+        <w:gridCol w:w="4000"/>
+        <w:gridCol w:w="2900"/>
       </w:tblGrid>
       <w:tr>
         <w:tc>
           <w:tcPr>
-            <w:tcW w:type="dxa" w:w="1800"/>
+            <w:tcW w:type="dxa" w:w="2200"/>
             <w:tcBorders>
               <w:top w:val="single" w:color="AAAAAA" w:sz="1"/>
               <w:left w:val="single" w:color="AAAAAA" w:sz="1"/>
@@ -2973,13 +2988,13 @@
                 <w:sz w:val="20"/>
                 <w:szCs w:val="20"/>
               </w:rPr>
-              <w:t xml:space="preserve">Nœud</w:t>
-            </w:r>
-          </w:p>
-        </w:tc>
-        <w:tc>
-          <w:tcPr>
-            <w:tcW w:type="dxa" w:w="2200"/>
+              <w:t xml:space="preserve">VM</w:t>
+            </w:r>
+          </w:p>
+        </w:tc>
+        <w:tc>
+          <w:tcPr>
+            <w:tcW w:type="dxa" w:w="4000"/>
             <w:tcBorders>
               <w:top w:val="single" w:color="AAAAAA" w:sz="1"/>
               <w:left w:val="single" w:color="AAAAAA" w:sz="1"/>
@@ -3007,13 +3022,13 @@
                 <w:sz w:val="20"/>
                 <w:szCs w:val="20"/>
               </w:rPr>
-              <w:t xml:space="preserve">Rôle</w:t>
-            </w:r>
-          </w:p>
-        </w:tc>
-        <w:tc>
-          <w:tcPr>
-            <w:tcW w:type="dxa" w:w="2800"/>
+              <w:t xml:space="preserve">VMs hébergées</w:t>
+            </w:r>
+          </w:p>
+        </w:tc>
+        <w:tc>
+          <w:tcPr>
+            <w:tcW w:type="dxa" w:w="2900"/>
             <w:tcBorders>
               <w:top w:val="single" w:color="AAAAAA" w:sz="1"/>
               <w:left w:val="single" w:color="AAAAAA" w:sz="1"/>
@@ -3041,41 +3056,7 @@
                 <w:sz w:val="20"/>
                 <w:szCs w:val="20"/>
               </w:rPr>
-              <w:t xml:space="preserve">VMs hébergées</w:t>
-            </w:r>
-          </w:p>
-        </w:tc>
-        <w:tc>
-          <w:tcPr>
-            <w:tcW w:type="dxa" w:w="2300"/>
-            <w:tcBorders>
-              <w:top w:val="single" w:color="AAAAAA" w:sz="1"/>
-              <w:left w:val="single" w:color="AAAAAA" w:sz="1"/>
-              <w:bottom w:val="single" w:color="AAAAAA" w:sz="1"/>
-              <w:right w:val="single" w:color="AAAAAA" w:sz="1"/>
-            </w:tcBorders>
-            <w:shd w:fill="1F4E79" w:val="clear"/>
-            <w:tcMar>
-              <w:top w:type="dxa" w:w="80"/>
-              <w:left w:type="dxa" w:w="120"/>
-              <w:bottom w:type="dxa" w:w="80"/>
-              <w:right w:type="dxa" w:w="120"/>
-            </w:tcMar>
-            <w:vAlign w:val="center"/>
-          </w:tcPr>
-          <w:p>
-            <w:pPr>
-              <w:jc w:val="left"/>
-            </w:pPr>
-            <w:r>
-              <w:rPr>
-                <w:b/>
-                <w:bCs/>
-                <w:color w:val="FFFFFF"/>
-                <w:sz w:val="20"/>
-                <w:szCs w:val="20"/>
-              </w:rPr>
-              <w:t xml:space="preserve">Stockage local</w:t>
+              <w:t xml:space="preserve">Stockage</w:t>
             </w:r>
           </w:p>
         </w:tc>
@@ -3083,40 +3064,6 @@
       <w:tr>
         <w:tc>
           <w:tcPr>
-            <w:tcW w:type="dxa" w:w="1800"/>
-            <w:tcBorders>
-              <w:top w:val="single" w:color="AAAAAA" w:sz="1"/>
-              <w:left w:val="single" w:color="AAAAAA" w:sz="1"/>
-              <w:bottom w:val="single" w:color="AAAAAA" w:sz="1"/>
-              <w:right w:val="single" w:color="AAAAAA" w:sz="1"/>
-            </w:tcBorders>
-            <w:shd w:fill="FFFFFF" w:val="clear"/>
-            <w:tcMar>
-              <w:top w:type="dxa" w:w="80"/>
-              <w:left w:type="dxa" w:w="120"/>
-              <w:bottom w:type="dxa" w:w="80"/>
-              <w:right w:type="dxa" w:w="120"/>
-            </w:tcMar>
-            <w:vAlign w:val="center"/>
-          </w:tcPr>
-          <w:p>
-            <w:pPr>
-              <w:jc w:val="left"/>
-            </w:pPr>
-            <w:r>
-              <w:rPr>
-                <w:b w:val="false"/>
-                <w:bCs w:val="false"/>
-                <w:color w:val="000000"/>
-                <w:sz w:val="20"/>
-                <w:szCs w:val="20"/>
-              </w:rPr>
-              <w:t xml:space="preserve">pve-node1</w:t>
-            </w:r>
-          </w:p>
-        </w:tc>
-        <w:tc>
-          <w:tcPr>
             <w:tcW w:type="dxa" w:w="2200"/>
             <w:tcBorders>
               <w:top w:val="single" w:color="AAAAAA" w:sz="1"/>
@@ -3145,75 +3092,75 @@
                 <w:sz w:val="20"/>
                 <w:szCs w:val="20"/>
               </w:rPr>
-              <w:t xml:space="preserve">Node principal + PBS</w:t>
-            </w:r>
-          </w:p>
-        </w:tc>
-        <w:tc>
-          <w:tcPr>
-            <w:tcW w:type="dxa" w:w="2800"/>
-            <w:tcBorders>
-              <w:top w:val="single" w:color="AAAAAA" w:sz="1"/>
-              <w:left w:val="single" w:color="AAAAAA" w:sz="1"/>
-              <w:bottom w:val="single" w:color="AAAAAA" w:sz="1"/>
-              <w:right w:val="single" w:color="AAAAAA" w:sz="1"/>
-            </w:tcBorders>
-            <w:shd w:fill="FFFFFF" w:val="clear"/>
-            <w:tcMar>
-              <w:top w:type="dxa" w:w="80"/>
-              <w:left w:type="dxa" w:w="120"/>
-              <w:bottom w:type="dxa" w:w="80"/>
-              <w:right w:type="dxa" w:w="120"/>
-            </w:tcMar>
-            <w:vAlign w:val="center"/>
-          </w:tcPr>
-          <w:p>
-            <w:pPr>
-              <w:jc w:val="left"/>
-            </w:pPr>
-            <w:r>
-              <w:rPr>
-                <w:b w:val="false"/>
-                <w:bCs w:val="false"/>
-                <w:color w:val="000000"/>
-                <w:sz w:val="20"/>
-                <w:szCs w:val="20"/>
-              </w:rPr>
-              <w:t xml:space="preserve">DNS, Web, SFTP, GitLab</w:t>
-            </w:r>
-          </w:p>
-        </w:tc>
-        <w:tc>
-          <w:tcPr>
-            <w:tcW w:type="dxa" w:w="2300"/>
-            <w:tcBorders>
-              <w:top w:val="single" w:color="AAAAAA" w:sz="1"/>
-              <w:left w:val="single" w:color="AAAAAA" w:sz="1"/>
-              <w:bottom w:val="single" w:color="AAAAAA" w:sz="1"/>
-              <w:right w:val="single" w:color="AAAAAA" w:sz="1"/>
-            </w:tcBorders>
-            <w:shd w:fill="FFFFFF" w:val="clear"/>
-            <w:tcMar>
-              <w:top w:type="dxa" w:w="80"/>
-              <w:left w:type="dxa" w:w="120"/>
-              <w:bottom w:type="dxa" w:w="80"/>
-              <w:right w:type="dxa" w:w="120"/>
-            </w:tcMar>
-            <w:vAlign w:val="center"/>
-          </w:tcPr>
-          <w:p>
-            <w:pPr>
-              <w:jc w:val="left"/>
-            </w:pPr>
-            <w:r>
-              <w:rPr>
-                <w:b w:val="false"/>
-                <w:bCs w:val="false"/>
-                <w:color w:val="000000"/>
-                <w:sz w:val="20"/>
-                <w:szCs w:val="20"/>
-              </w:rPr>
-              <w:t xml:space="preserve">2 To NVMe</w:t>
+              <w:t xml:space="preserve">pve-node1 (unique)</w:t>
+            </w:r>
+          </w:p>
+        </w:tc>
+        <w:tc>
+          <w:tcPr>
+            <w:tcW w:type="dxa" w:w="4000"/>
+            <w:tcBorders>
+              <w:top w:val="single" w:color="AAAAAA" w:sz="1"/>
+              <w:left w:val="single" w:color="AAAAAA" w:sz="1"/>
+              <w:bottom w:val="single" w:color="AAAAAA" w:sz="1"/>
+              <w:right w:val="single" w:color="AAAAAA" w:sz="1"/>
+            </w:tcBorders>
+            <w:shd w:fill="FFFFFF" w:val="clear"/>
+            <w:tcMar>
+              <w:top w:type="dxa" w:w="80"/>
+              <w:left w:type="dxa" w:w="120"/>
+              <w:bottom w:type="dxa" w:w="80"/>
+              <w:right w:type="dxa" w:w="120"/>
+            </w:tcMar>
+            <w:vAlign w:val="center"/>
+          </w:tcPr>
+          <w:p>
+            <w:pPr>
+              <w:jc w:val="left"/>
+            </w:pPr>
+            <w:r>
+              <w:rPr>
+                <w:b w:val="false"/>
+                <w:bCs w:val="false"/>
+                <w:color w:val="000000"/>
+                <w:sz w:val="20"/>
+                <w:szCs w:val="20"/>
+              </w:rPr>
+              <w:t xml:space="preserve">Toutes les VMs du siège Nice</w:t>
+            </w:r>
+          </w:p>
+        </w:tc>
+        <w:tc>
+          <w:tcPr>
+            <w:tcW w:type="dxa" w:w="2900"/>
+            <w:tcBorders>
+              <w:top w:val="single" w:color="AAAAAA" w:sz="1"/>
+              <w:left w:val="single" w:color="AAAAAA" w:sz="1"/>
+              <w:bottom w:val="single" w:color="AAAAAA" w:sz="1"/>
+              <w:right w:val="single" w:color="AAAAAA" w:sz="1"/>
+            </w:tcBorders>
+            <w:shd w:fill="FFFFFF" w:val="clear"/>
+            <w:tcMar>
+              <w:top w:type="dxa" w:w="80"/>
+              <w:left w:type="dxa" w:w="120"/>
+              <w:bottom w:type="dxa" w:w="80"/>
+              <w:right w:type="dxa" w:w="120"/>
+            </w:tcMar>
+            <w:vAlign w:val="center"/>
+          </w:tcPr>
+          <w:p>
+            <w:pPr>
+              <w:jc w:val="left"/>
+            </w:pPr>
+            <w:r>
+              <w:rPr>
+                <w:b w:val="false"/>
+                <w:bCs w:val="false"/>
+                <w:color w:val="000000"/>
+                <w:sz w:val="20"/>
+                <w:szCs w:val="20"/>
+              </w:rPr>
+              <w:t xml:space="preserve">Disque(s) local(aux) du serveur</w:t>
             </w:r>
           </w:p>
         </w:tc>
@@ -3221,7 +3168,7 @@
       <w:tr>
         <w:tc>
           <w:tcPr>
-            <w:tcW w:type="dxa" w:w="1800"/>
+            <w:tcW w:type="dxa" w:w="2200"/>
             <w:tcBorders>
               <w:top w:val="single" w:color="AAAAAA" w:sz="1"/>
               <w:left w:val="single" w:color="AAAAAA" w:sz="1"/>
@@ -3249,13 +3196,13 @@
                 <w:sz w:val="20"/>
                 <w:szCs w:val="20"/>
               </w:rPr>
-              <w:t xml:space="preserve">pve-node2</w:t>
-            </w:r>
-          </w:p>
-        </w:tc>
-        <w:tc>
-          <w:tcPr>
-            <w:tcW w:type="dxa" w:w="2200"/>
+              <w:t xml:space="preserve">PBS (NAS ou VM)</w:t>
+            </w:r>
+          </w:p>
+        </w:tc>
+        <w:tc>
+          <w:tcPr>
+            <w:tcW w:type="dxa" w:w="4000"/>
             <w:tcBorders>
               <w:top w:val="single" w:color="AAAAAA" w:sz="1"/>
               <w:left w:val="single" w:color="AAAAAA" w:sz="1"/>
@@ -3283,13 +3230,13 @@
                 <w:sz w:val="20"/>
                 <w:szCs w:val="20"/>
               </w:rPr>
-              <w:t xml:space="preserve">Node secondaire</w:t>
-            </w:r>
-          </w:p>
-        </w:tc>
-        <w:tc>
-          <w:tcPr>
-            <w:tcW w:type="dxa" w:w="2800"/>
+              <w:t xml:space="preserve">Proxmox Backup Server</w:t>
+            </w:r>
+          </w:p>
+        </w:tc>
+        <w:tc>
+          <w:tcPr>
+            <w:tcW w:type="dxa" w:w="2900"/>
             <w:tcBorders>
               <w:top w:val="single" w:color="AAAAAA" w:sz="1"/>
               <w:left w:val="single" w:color="AAAAAA" w:sz="1"/>
@@ -3317,184 +3264,33 @@
                 <w:sz w:val="20"/>
                 <w:szCs w:val="20"/>
               </w:rPr>
-              <w:t xml:space="preserve">BDD, Supervision, Vault</w:t>
-            </w:r>
-          </w:p>
-        </w:tc>
-        <w:tc>
-          <w:tcPr>
-            <w:tcW w:type="dxa" w:w="2300"/>
-            <w:tcBorders>
-              <w:top w:val="single" w:color="AAAAAA" w:sz="1"/>
-              <w:left w:val="single" w:color="AAAAAA" w:sz="1"/>
-              <w:bottom w:val="single" w:color="AAAAAA" w:sz="1"/>
-              <w:right w:val="single" w:color="AAAAAA" w:sz="1"/>
-            </w:tcBorders>
-            <w:shd w:fill="F2F2F2" w:val="clear"/>
-            <w:tcMar>
-              <w:top w:type="dxa" w:w="80"/>
-              <w:left w:type="dxa" w:w="120"/>
-              <w:bottom w:type="dxa" w:w="80"/>
-              <w:right w:type="dxa" w:w="120"/>
-            </w:tcMar>
-            <w:vAlign w:val="center"/>
-          </w:tcPr>
-          <w:p>
-            <w:pPr>
-              <w:jc w:val="left"/>
-            </w:pPr>
-            <w:r>
-              <w:rPr>
-                <w:b w:val="false"/>
-                <w:bCs w:val="false"/>
-                <w:color w:val="000000"/>
-                <w:sz w:val="20"/>
-                <w:szCs w:val="20"/>
-              </w:rPr>
-              <w:t xml:space="preserve">2 To NVMe</w:t>
-            </w:r>
-          </w:p>
-        </w:tc>
-      </w:tr>
-      <w:tr>
-        <w:tc>
-          <w:tcPr>
-            <w:tcW w:type="dxa" w:w="1800"/>
-            <w:tcBorders>
-              <w:top w:val="single" w:color="AAAAAA" w:sz="1"/>
-              <w:left w:val="single" w:color="AAAAAA" w:sz="1"/>
-              <w:bottom w:val="single" w:color="AAAAAA" w:sz="1"/>
-              <w:right w:val="single" w:color="AAAAAA" w:sz="1"/>
-            </w:tcBorders>
-            <w:shd w:fill="FFFFFF" w:val="clear"/>
-            <w:tcMar>
-              <w:top w:type="dxa" w:w="80"/>
-              <w:left w:type="dxa" w:w="120"/>
-              <w:bottom w:type="dxa" w:w="80"/>
-              <w:right w:type="dxa" w:w="120"/>
-            </w:tcMar>
-            <w:vAlign w:val="center"/>
-          </w:tcPr>
-          <w:p>
-            <w:pPr>
-              <w:jc w:val="left"/>
-            </w:pPr>
-            <w:r>
-              <w:rPr>
-                <w:b w:val="false"/>
-                <w:bCs w:val="false"/>
-                <w:color w:val="000000"/>
-                <w:sz w:val="20"/>
-                <w:szCs w:val="20"/>
-              </w:rPr>
-              <w:t xml:space="preserve">pve-node3</w:t>
-            </w:r>
-          </w:p>
-        </w:tc>
-        <w:tc>
-          <w:tcPr>
-            <w:tcW w:type="dxa" w:w="2200"/>
-            <w:tcBorders>
-              <w:top w:val="single" w:color="AAAAAA" w:sz="1"/>
-              <w:left w:val="single" w:color="AAAAAA" w:sz="1"/>
-              <w:bottom w:val="single" w:color="AAAAAA" w:sz="1"/>
-              <w:right w:val="single" w:color="AAAAAA" w:sz="1"/>
-            </w:tcBorders>
-            <w:shd w:fill="FFFFFF" w:val="clear"/>
-            <w:tcMar>
-              <w:top w:type="dxa" w:w="80"/>
-              <w:left w:type="dxa" w:w="120"/>
-              <w:bottom w:type="dxa" w:w="80"/>
-              <w:right w:type="dxa" w:w="120"/>
-            </w:tcMar>
-            <w:vAlign w:val="center"/>
-          </w:tcPr>
-          <w:p>
-            <w:pPr>
-              <w:jc w:val="left"/>
-            </w:pPr>
-            <w:r>
-              <w:rPr>
-                <w:b w:val="false"/>
-                <w:bCs w:val="false"/>
-                <w:color w:val="000000"/>
-                <w:sz w:val="20"/>
-                <w:szCs w:val="20"/>
-              </w:rPr>
-              <w:t xml:space="preserve">Node tertaire + Quorum</w:t>
-            </w:r>
-          </w:p>
-        </w:tc>
-        <w:tc>
-          <w:tcPr>
-            <w:tcW w:type="dxa" w:w="2800"/>
-            <w:tcBorders>
-              <w:top w:val="single" w:color="AAAAAA" w:sz="1"/>
-              <w:left w:val="single" w:color="AAAAAA" w:sz="1"/>
-              <w:bottom w:val="single" w:color="AAAAAA" w:sz="1"/>
-              <w:right w:val="single" w:color="AAAAAA" w:sz="1"/>
-            </w:tcBorders>
-            <w:shd w:fill="FFFFFF" w:val="clear"/>
-            <w:tcMar>
-              <w:top w:type="dxa" w:w="80"/>
-              <w:left w:type="dxa" w:w="120"/>
-              <w:bottom w:type="dxa" w:w="80"/>
-              <w:right w:type="dxa" w:w="120"/>
-            </w:tcMar>
-            <w:vAlign w:val="center"/>
-          </w:tcPr>
-          <w:p>
-            <w:pPr>
-              <w:jc w:val="left"/>
-            </w:pPr>
-            <w:r>
-              <w:rPr>
-                <w:b w:val="false"/>
-                <w:bCs w:val="false"/>
-                <w:color w:val="000000"/>
-                <w:sz w:val="20"/>
-                <w:szCs w:val="20"/>
-              </w:rPr>
-              <w:t xml:space="preserve">AD, Métier, Staging</w:t>
-            </w:r>
-          </w:p>
-        </w:tc>
-        <w:tc>
-          <w:tcPr>
-            <w:tcW w:type="dxa" w:w="2300"/>
-            <w:tcBorders>
-              <w:top w:val="single" w:color="AAAAAA" w:sz="1"/>
-              <w:left w:val="single" w:color="AAAAAA" w:sz="1"/>
-              <w:bottom w:val="single" w:color="AAAAAA" w:sz="1"/>
-              <w:right w:val="single" w:color="AAAAAA" w:sz="1"/>
-            </w:tcBorders>
-            <w:shd w:fill="FFFFFF" w:val="clear"/>
-            <w:tcMar>
-              <w:top w:type="dxa" w:w="80"/>
-              <w:left w:type="dxa" w:w="120"/>
-              <w:bottom w:type="dxa" w:w="80"/>
-              <w:right w:type="dxa" w:w="120"/>
-            </w:tcMar>
-            <w:vAlign w:val="center"/>
-          </w:tcPr>
-          <w:p>
-            <w:pPr>
-              <w:jc w:val="left"/>
-            </w:pPr>
-            <w:r>
-              <w:rPr>
-                <w:b w:val="false"/>
-                <w:bCs w:val="false"/>
-                <w:color w:val="000000"/>
-                <w:sz w:val="20"/>
-                <w:szCs w:val="20"/>
-              </w:rPr>
-              <w:t xml:space="preserve">2 To NVMe</w:t>
+              <w:t xml:space="preserve">Disque dédié ou NAS réseau</w:t>
             </w:r>
           </w:p>
         </w:tc>
       </w:tr>
     </w:tbl>
+    <w:p>
+      <w:pPr>
+        <w:spacing w:after="80"/>
+      </w:pPr>
+    </w:p>
+    <w:p>
+      <w:pPr>
+        <w:spacing w:after="120" w:before="0"/>
+        <w:jc w:val="left"/>
+      </w:pPr>
+      <w:r>
+        <w:rPr>
+          <w:b w:val="false"/>
+          <w:bCs w:val="false"/>
+          <w:color w:val="000000"/>
+          <w:sz w:val="24"/>
+          <w:szCs w:val="24"/>
+        </w:rPr>
+        <w:t xml:space="preserve">Recommandation matérielle minimale pour la maquette : CPU x86-64 avec VT-x/AMD-V activé dans le BIOS, 32 Go RAM (16 Go minimum), 500 Go SSD. Proxmox fonctionne sur du matériel standard — pas de certification constructeur requise contrairement à VMware.</w:t>
+      </w:r>
+    </w:p>
     <w:p>
       <w:r>
         <w:br w:type="page"/>
@@ -14212,7 +14008,7 @@
           <w:sz w:val="22"/>
           <w:szCs w:val="22"/>
         </w:rPr>
-        <w:t xml:space="preserve">Disponibilité : cluster Proxmox HA, redondance applicative, sauvegardes testées</w:t>
+        <w:t xml:space="preserve">Proxmox standalone : snapshots planifis, sauvegardes PBS, restauration rapide</w:t>
       </w:r>
     </w:p>
     <w:p>
@@ -14229,7 +14025,7 @@
           <w:sz w:val="22"/>
           <w:szCs w:val="22"/>
         </w:rPr>
-        <w:t xml:space="preserve">Reproductibilité : 100% Infrastructure-as-Code (Docker Compose + scripts Ansible)</w:t>
+        <w:t xml:space="preserve">Disponibilite : redondance applicative IoT, sauvegardes testees</w:t>
       </w:r>
     </w:p>
     <w:p>
@@ -14246,7 +14042,7 @@
           <w:sz w:val="22"/>
           <w:szCs w:val="22"/>
         </w:rPr>
-        <w:t xml:space="preserve">Observabilité : métriques, logs et alertes couvrant l’ensemble de la stack</w:t>
+        <w:t xml:space="preserve">Reproductibilite : 100% Infrastructure-as-Code (Docker Compose + scripts Ansible)</w:t>
       </w:r>
     </w:p>
     <w:p>
@@ -14263,7 +14059,7 @@
           <w:sz w:val="22"/>
           <w:szCs w:val="22"/>
         </w:rPr>
-        <w:t xml:space="preserve">Conformité : chiffrement, audit trails, procédures RGPD documentées</w:t>
+        <w:t xml:space="preserve">Observabilite : metriques, logs et alertes couvrant l'ensemble de la stack</w:t>
       </w:r>
     </w:p>
     <w:p>
@@ -14280,7 +14076,24 @@
           <w:sz w:val="22"/>
           <w:szCs w:val="22"/>
         </w:rPr>
-        <w:t xml:space="preserve">Migration : progressive, rollbackable, sans interruption de service prolongée</w:t>
+        <w:t xml:space="preserve">Conformite : chiffrement, audit trails, procedures RGPD documentees</w:t>
+      </w:r>
+    </w:p>
+    <w:p>
+      <w:pPr>
+        <w:pStyle w:val="ListParagraph"/>
+        <w:numPr>
+          <w:ilvl w:val="0"/>
+          <w:numId w:val="2"/>
+        </w:numPr>
+        <w:spacing w:after="80" w:before="0"/>
+      </w:pPr>
+      <w:r>
+        <w:rPr>
+          <w:sz w:val="22"/>
+          <w:szCs w:val="22"/>
+        </w:rPr>
+        <w:t xml:space="preserve">Migration : progressive, rollbackable, sans interruption de service prolongee</w:t>
       </w:r>
     </w:p>
     <w:p>
@@ -14296,7 +14109,7 @@
           <w:sz w:val="24"/>
           <w:szCs w:val="24"/>
         </w:rPr>
-        <w:t xml:space="preserve">Le budget total estimé (matériel 3 nœuds + licences) est inférieur à 25 000€, soit moins de 0,1% de la levée de fonds Série B.</w:t>
+        <w:t xml:space="preserve">Le budget total estime (materiel 1 noeud Proxmox + licences logicielles) est inferieur a 8 000EUR, soit moins de 0,04% de la levee de fonds Serie B.</w:t>
       </w:r>
     </w:p>
     <w:sectPr>
